--- a/self-right/selfact/docs/whitepaper.docx
+++ b/self-right/selfact/docs/whitepaper.docx
@@ -115,7 +115,7 @@
         <w:pStyle w:val="Date"/>
       </w:pPr>
       <w:r>
-        <w:t xml:space="preserve">April</w:t>
+        <w:t xml:space="preserve">August</w:t>
       </w:r>
       <w:r>
         <w:t xml:space="preserve"> </w:t>
@@ -124,32 +124,6 @@
         <w:t xml:space="preserve">2026</w:t>
       </w:r>
     </w:p>
-    <w:sdt>
-      <w:sdtPr>
-        <w:docPartObj>
-          <w:docPartGallery w:val="Table of Contents"/>
-          <w:docPartUnique/>
-        </w:docPartObj>
-      </w:sdtPr>
-      <w:sdtContent>
-        <w:p>
-          <w:pPr>
-            <w:pStyle w:val="TOCHeading"/>
-          </w:pPr>
-          <w:r>
-            <w:t xml:space="preserve">Table of Contents</w:t>
-          </w:r>
-        </w:p>
-        <w:p>
-          <w:r>
-            <w:fldChar w:fldCharType="begin" w:dirty="true"/>
-            <w:instrText xml:space="preserve">TOC \o "1-2" \h \z \u</w:instrText>
-            <w:fldChar w:fldCharType="separate"/>
-            <w:fldChar w:fldCharType="end"/>
-          </w:r>
-        </w:p>
-      </w:sdtContent>
-    </w:sdt>
     <w:bookmarkStart w:id="21" w:name="executive-summary"/>
     <w:p>
       <w:pPr>
@@ -238,7 +212,7 @@
         <w:t xml:space="preserve">”</w:t>
       </w:r>
       <w:r>
-        <w:t xml:space="preserve">. It takes the structured JSON output of a SelfJustice analysis and produces a packaged dossier: mises en demeure, saisines, pre-filled CERFA forms, and a procedural calendar (iCal).</w:t>
+        <w:t xml:space="preserve">. It takes the structured JSON output of a SelfJustice analysis and turns it into the documents a dispute needs: a mise en demeure, a saisine, and the procedural deadline that governs both.</w:t>
       </w:r>
     </w:p>
     <w:p>
@@ -277,23 +251,7 @@
         <w:t xml:space="preserve">procedural literacy</w:t>
       </w:r>
       <w:r>
-        <w:t xml:space="preserve">: knowing which form to fill, which court to seize, which letter to send, and within which deadline. Statistics from the 2023</w:t>
-      </w:r>
-      <w:r>
-        <w:t xml:space="preserve"> </w:t>
-      </w:r>
-      <w:r>
-        <w:rPr>
-          <w:i/>
-          <w:iCs/>
-        </w:rPr>
-        <w:t xml:space="preserve">Baromètre de l’accès au droit</w:t>
-      </w:r>
-      <w:r>
-        <w:t xml:space="preserve"> </w:t>
-      </w:r>
-      <w:r>
-        <w:t xml:space="preserve">(CNB) show that fewer than 18 % of citizens facing a clear legal dispute take any procedural action, and of those, a third use the wrong form, the wrong jurisdiction, or miss the deadline.</w:t>
+        <w:t xml:space="preserve">: knowing which form to fill, which court to seize, which letter to send, and within which deadline. Knowing that one is in the right is not the same as knowing what to send, and the second knowledge is the one that is unevenly distributed.</w:t>
       </w:r>
     </w:p>
     <w:p>
@@ -376,7 +334,7 @@
         <w:t xml:space="preserve"> </w:t>
       </w:r>
       <w:r>
-        <w:t xml:space="preserve">with the correct legal basis, factual summary, standard 15-day response clause.</w:t>
+        <w:t xml:space="preserve">carrying the legal basis, the factual summary and the standard 15-day response clause.</w:t>
       </w:r>
     </w:p>
     <w:p>
@@ -404,7 +362,7 @@
         <w:t xml:space="preserve"> </w:t>
       </w:r>
       <w:r>
-        <w:t xml:space="preserve">of the competent jurisdiction (tribunal judiciaire, tribunal de proximité, conciliateur de justice, médiateur, conseil des prud’hommes, etc.) with the correct attachments.</w:t>
+        <w:t xml:space="preserve">of the competent jurisdiction (tribunal judiciaire, tribunal de proximité, conciliateur de justice, médiateur, conseil des prud’hommes) with its list of attachments.</w:t>
       </w:r>
     </w:p>
     <w:p>
@@ -416,7 +374,7 @@
         </w:numPr>
       </w:pPr>
       <w:r>
-        <w:t xml:space="preserve">The relevant</w:t>
+        <w:t xml:space="preserve">The</w:t>
       </w:r>
       <w:r>
         <w:t xml:space="preserve"> </w:t>
@@ -426,13 +384,25 @@
           <w:b/>
           <w:bCs/>
         </w:rPr>
-        <w:t xml:space="preserve">CERFA form</w:t>
-      </w:r>
-      <w:r>
-        <w:t xml:space="preserve"> </w:t>
-      </w:r>
-      <w:r>
-        <w:t xml:space="preserve">pre-filled (XML format for administrations, PDF for court forms).</w:t>
+        <w:t xml:space="preserve">procedural deadline</w:t>
+      </w:r>
+      <w:r>
+        <w:t xml:space="preserve">, computed under art. 640 CPC and returned as an</w:t>
+      </w:r>
+      <w:r>
+        <w:t xml:space="preserve"> </w:t>
+      </w:r>
+      <w:r>
+        <w:rPr>
+          <w:rStyle w:val="VerbatimChar"/>
+        </w:rPr>
+        <w:t xml:space="preserve">.ics</w:t>
+      </w:r>
+      <w:r>
+        <w:t xml:space="preserve"> </w:t>
+      </w:r>
+      <w:r>
+        <w:t xml:space="preserve">file ready to import into any calendar app.</w:t>
       </w:r>
     </w:p>
     <w:p>
@@ -454,41 +424,13 @@
           <w:b/>
           <w:bCs/>
         </w:rPr>
-        <w:t xml:space="preserve">procedural calendar</w:t>
-      </w:r>
-      <w:r>
-        <w:t xml:space="preserve"> </w:t>
-      </w:r>
-      <w:r>
-        <w:t xml:space="preserve">(.ics) with all derived deadlines, ready to import into any calendar app.</w:t>
-      </w:r>
-    </w:p>
-    <w:p>
-      <w:pPr>
-        <w:pStyle w:val="Compact"/>
-        <w:numPr>
-          <w:ilvl w:val="0"/>
-          <w:numId w:val="1001"/>
-        </w:numPr>
-      </w:pPr>
-      <w:r>
-        <w:t xml:space="preserve">An</w:t>
-      </w:r>
-      <w:r>
-        <w:t xml:space="preserve"> </w:t>
-      </w:r>
-      <w:r>
-        <w:rPr>
-          <w:b/>
-          <w:bCs/>
-        </w:rPr>
-        <w:t xml:space="preserve">index PDF</w:t>
-      </w:r>
-      <w:r>
-        <w:t xml:space="preserve"> </w:t>
-      </w:r>
-      <w:r>
-        <w:t xml:space="preserve">summarising the dossier, the action plan, the deadlines, and the recipient addresses.</w:t>
+        <w:t xml:space="preserve">pointer to the CERFA form</w:t>
+      </w:r>
+      <w:r>
+        <w:t xml:space="preserve"> </w:t>
+      </w:r>
+      <w:r>
+        <w:t xml:space="preserve">the situation calls for — its number and its official page. SelfAct does not fill it in.</w:t>
       </w:r>
     </w:p>
     <w:p>
@@ -496,19 +438,7 @@
         <w:pStyle w:val="FirstParagraph"/>
       </w:pPr>
       <w:r>
-        <w:t xml:space="preserve">All packaged into a single ZIP archive named</w:t>
-      </w:r>
-      <w:r>
-        <w:t xml:space="preserve"> </w:t>
-      </w:r>
-      <w:r>
-        <w:rPr>
-          <w:rStyle w:val="VerbatimChar"/>
-        </w:rPr>
-        <w:t xml:space="preserve">dossier-{ref}-{date}.zip</w:t>
-      </w:r>
-      <w:r>
-        <w:t xml:space="preserve">.</w:t>
+        <w:t xml:space="preserve">Each document is a print-ready page. There is no packaged archive: the reader keeps what they need.</w:t>
       </w:r>
     </w:p>
     <w:bookmarkEnd w:id="23"/>
@@ -521,13 +451,21 @@
         <w:t xml:space="preserve">3. Architecture</w:t>
       </w:r>
     </w:p>
-    <w:bookmarkStart w:id="24" w:name="input-contract-selfjustice-json"/>
+    <w:bookmarkStart w:id="24" w:name="input-contract"/>
     <w:p>
       <w:pPr>
         <w:pStyle w:val="Heading2"/>
       </w:pPr>
       <w:r>
-        <w:t xml:space="preserve">3.1 Input contract (SelfJustice JSON)</w:t>
+        <w:t xml:space="preserve">3.1 Input contract</w:t>
+      </w:r>
+    </w:p>
+    <w:p>
+      <w:pPr>
+        <w:pStyle w:val="FirstParagraph"/>
+      </w:pPr>
+      <w:r>
+        <w:t xml:space="preserve">SelfAct is driven by a situation, not by a document:</w:t>
       </w:r>
     </w:p>
     <w:p>
@@ -536,6 +474,31 @@
       </w:pPr>
       <w:r>
         <w:rPr>
+          <w:rStyle w:val="VerbatimChar"/>
+        </w:rPr>
+        <w:t xml:space="preserve">GET /act/api/find?situation=impaye_commercial_loyer</w:t>
+      </w:r>
+    </w:p>
+    <w:p>
+      <w:pPr>
+        <w:pStyle w:val="FirstParagraph"/>
+      </w:pPr>
+      <w:r>
+        <w:t xml:space="preserve">The answer carries the acts that situation calls for, official service-public.fr</w:t>
+      </w:r>
+      <w:r>
+        <w:t xml:space="preserve"> </w:t>
+      </w:r>
+      <w:r>
+        <w:t xml:space="preserve">models first:</w:t>
+      </w:r>
+    </w:p>
+    <w:p>
+      <w:pPr>
+        <w:pStyle w:val="SourceCode"/>
+      </w:pPr>
+      <w:r>
+        <w:rPr>
           <w:rStyle w:val="FunctionTok"/>
         </w:rPr>
         <w:t xml:space="preserve">{</w:t>
@@ -553,7 +516,7 @@
         <w:rPr>
           <w:rStyle w:val="DataTypeTok"/>
         </w:rPr>
-        <w:t xml:space="preserve">"qualification"</w:t>
+        <w:t xml:space="preserve">"slug"</w:t>
       </w:r>
       <w:r>
         <w:rPr>
@@ -571,7 +534,7 @@
         <w:rPr>
           <w:rStyle w:val="StringTok"/>
         </w:rPr>
-        <w:t xml:space="preserve">"refus d'indemnisation assurance dégât des eaux"</w:t>
+        <w:t xml:space="preserve">"impaye_commercial_loyer"</w:t>
       </w:r>
       <w:r>
         <w:rPr>
@@ -592,7 +555,7 @@
         <w:rPr>
           <w:rStyle w:val="DataTypeTok"/>
         </w:rPr>
-        <w:t xml:space="preserve">"parties"</w:t>
+        <w:t xml:space="preserve">"label"</w:t>
       </w:r>
       <w:r>
         <w:rPr>
@@ -608,8 +571,101 @@
       </w:r>
       <w:r>
         <w:rPr>
+          <w:rStyle w:val="StringTok"/>
+        </w:rPr>
+        <w:t xml:space="preserve">"Impayé commercial ou loyer en retard"</w:t>
+      </w:r>
+      <w:r>
+        <w:rPr>
           <w:rStyle w:val="FunctionTok"/>
         </w:rPr>
+        <w:t xml:space="preserve">,</w:t>
+      </w:r>
+      <w:r>
+        <w:br/>
+      </w:r>
+      <w:r>
+        <w:rPr>
+          <w:rStyle w:val="NormalTok"/>
+        </w:rPr>
+        <w:t xml:space="preserve">  </w:t>
+      </w:r>
+      <w:r>
+        <w:rPr>
+          <w:rStyle w:val="DataTypeTok"/>
+        </w:rPr>
+        <w:t xml:space="preserve">"urgency"</w:t>
+      </w:r>
+      <w:r>
+        <w:rPr>
+          <w:rStyle w:val="FunctionTok"/>
+        </w:rPr>
+        <w:t xml:space="preserve">:</w:t>
+      </w:r>
+      <w:r>
+        <w:rPr>
+          <w:rStyle w:val="NormalTok"/>
+        </w:rPr>
+        <w:t xml:space="preserve"> </w:t>
+      </w:r>
+      <w:r>
+        <w:rPr>
+          <w:rStyle w:val="StringTok"/>
+        </w:rPr>
+        <w:t xml:space="preserve">"normal"</w:t>
+      </w:r>
+      <w:r>
+        <w:rPr>
+          <w:rStyle w:val="FunctionTok"/>
+        </w:rPr>
+        <w:t xml:space="preserve">,</w:t>
+      </w:r>
+      <w:r>
+        <w:br/>
+      </w:r>
+      <w:r>
+        <w:rPr>
+          <w:rStyle w:val="NormalTok"/>
+        </w:rPr>
+        <w:t xml:space="preserve">  </w:t>
+      </w:r>
+      <w:r>
+        <w:rPr>
+          <w:rStyle w:val="DataTypeTok"/>
+        </w:rPr>
+        <w:t xml:space="preserve">"acts"</w:t>
+      </w:r>
+      <w:r>
+        <w:rPr>
+          <w:rStyle w:val="FunctionTok"/>
+        </w:rPr>
+        <w:t xml:space="preserve">:</w:t>
+      </w:r>
+      <w:r>
+        <w:rPr>
+          <w:rStyle w:val="NormalTok"/>
+        </w:rPr>
+        <w:t xml:space="preserve"> </w:t>
+      </w:r>
+      <w:r>
+        <w:rPr>
+          <w:rStyle w:val="OtherTok"/>
+        </w:rPr>
+        <w:t xml:space="preserve">[</w:t>
+      </w:r>
+      <w:r>
+        <w:br/>
+      </w:r>
+      <w:r>
+        <w:rPr>
+          <w:rStyle w:val="NormalTok"/>
+        </w:rPr>
+        <w:t xml:space="preserve">    </w:t>
+      </w:r>
+      <w:r>
+        <w:rPr>
+          <w:rStyle w:val="FunctionTok"/>
+        </w:rPr>
         <w:t xml:space="preserve">{</w:t>
       </w:r>
       <w:r>
@@ -619,13 +675,199 @@
         <w:rPr>
           <w:rStyle w:val="NormalTok"/>
         </w:rPr>
+        <w:t xml:space="preserve">      </w:t>
+      </w:r>
+      <w:r>
+        <w:rPr>
+          <w:rStyle w:val="DataTypeTok"/>
+        </w:rPr>
+        <w:t xml:space="preserve">"type"</w:t>
+      </w:r>
+      <w:r>
+        <w:rPr>
+          <w:rStyle w:val="FunctionTok"/>
+        </w:rPr>
+        <w:t xml:space="preserve">:</w:t>
+      </w:r>
+      <w:r>
+        <w:rPr>
+          <w:rStyle w:val="NormalTok"/>
+        </w:rPr>
+        <w:t xml:space="preserve"> </w:t>
+      </w:r>
+      <w:r>
+        <w:rPr>
+          <w:rStyle w:val="StringTok"/>
+        </w:rPr>
+        <w:t xml:space="preserve">"mise_en_demeure"</w:t>
+      </w:r>
+      <w:r>
+        <w:rPr>
+          <w:rStyle w:val="FunctionTok"/>
+        </w:rPr>
+        <w:t xml:space="preserve">,</w:t>
+      </w:r>
+      <w:r>
+        <w:br/>
+      </w:r>
+      <w:r>
+        <w:rPr>
+          <w:rStyle w:val="NormalTok"/>
+        </w:rPr>
+        <w:t xml:space="preserve">      </w:t>
+      </w:r>
+      <w:r>
+        <w:rPr>
+          <w:rStyle w:val="DataTypeTok"/>
+        </w:rPr>
+        <w:t xml:space="preserve">"status"</w:t>
+      </w:r>
+      <w:r>
+        <w:rPr>
+          <w:rStyle w:val="FunctionTok"/>
+        </w:rPr>
+        <w:t xml:space="preserve">:</w:t>
+      </w:r>
+      <w:r>
+        <w:rPr>
+          <w:rStyle w:val="NormalTok"/>
+        </w:rPr>
+        <w:t xml:space="preserve"> </w:t>
+      </w:r>
+      <w:r>
+        <w:rPr>
+          <w:rStyle w:val="StringTok"/>
+        </w:rPr>
+        <w:t xml:space="preserve">"official"</w:t>
+      </w:r>
+      <w:r>
+        <w:rPr>
+          <w:rStyle w:val="FunctionTok"/>
+        </w:rPr>
+        <w:t xml:space="preserve">,</w:t>
+      </w:r>
+      <w:r>
+        <w:br/>
+      </w:r>
+      <w:r>
+        <w:rPr>
+          <w:rStyle w:val="NormalTok"/>
+        </w:rPr>
+        <w:t xml:space="preserve">      </w:t>
+      </w:r>
+      <w:r>
+        <w:rPr>
+          <w:rStyle w:val="DataTypeTok"/>
+        </w:rPr>
+        <w:t xml:space="preserve">"label"</w:t>
+      </w:r>
+      <w:r>
+        <w:rPr>
+          <w:rStyle w:val="FunctionTok"/>
+        </w:rPr>
+        <w:t xml:space="preserve">:</w:t>
+      </w:r>
+      <w:r>
+        <w:rPr>
+          <w:rStyle w:val="NormalTok"/>
+        </w:rPr>
+        <w:t xml:space="preserve"> </w:t>
+      </w:r>
+      <w:r>
+        <w:rPr>
+          <w:rStyle w:val="StringTok"/>
+        </w:rPr>
+        <w:t xml:space="preserve">"Mise en demeure de paiement (LRAR)"</w:t>
+      </w:r>
+      <w:r>
+        <w:rPr>
+          <w:rStyle w:val="FunctionTok"/>
+        </w:rPr>
+        <w:t xml:space="preserve">,</w:t>
+      </w:r>
+      <w:r>
+        <w:br/>
+      </w:r>
+      <w:r>
+        <w:rPr>
+          <w:rStyle w:val="NormalTok"/>
+        </w:rPr>
+        <w:t xml:space="preserve">      </w:t>
+      </w:r>
+      <w:r>
+        <w:rPr>
+          <w:rStyle w:val="DataTypeTok"/>
+        </w:rPr>
+        <w:t xml:space="preserve">"url"</w:t>
+      </w:r>
+      <w:r>
+        <w:rPr>
+          <w:rStyle w:val="FunctionTok"/>
+        </w:rPr>
+        <w:t xml:space="preserve">:</w:t>
+      </w:r>
+      <w:r>
+        <w:rPr>
+          <w:rStyle w:val="NormalTok"/>
+        </w:rPr>
+        <w:t xml:space="preserve"> </w:t>
+      </w:r>
+      <w:r>
+        <w:rPr>
+          <w:rStyle w:val="StringTok"/>
+        </w:rPr>
+        <w:t xml:space="preserve">"https://www.service-public.gouv.fr/particuliers/vosdroits/R50660"</w:t>
+      </w:r>
+      <w:r>
+        <w:br/>
+      </w:r>
+      <w:r>
+        <w:rPr>
+          <w:rStyle w:val="NormalTok"/>
+        </w:rPr>
         <w:t xml:space="preserve">    </w:t>
       </w:r>
       <w:r>
         <w:rPr>
+          <w:rStyle w:val="FunctionTok"/>
+        </w:rPr>
+        <w:t xml:space="preserve">}</w:t>
+      </w:r>
+      <w:r>
+        <w:br/>
+      </w:r>
+      <w:r>
+        <w:rPr>
+          <w:rStyle w:val="NormalTok"/>
+        </w:rPr>
+        <w:t xml:space="preserve">  </w:t>
+      </w:r>
+      <w:r>
+        <w:rPr>
+          <w:rStyle w:val="OtherTok"/>
+        </w:rPr>
+        <w:t xml:space="preserve">]</w:t>
+      </w:r>
+      <w:r>
+        <w:rPr>
+          <w:rStyle w:val="FunctionTok"/>
+        </w:rPr>
+        <w:t xml:space="preserve">,</w:t>
+      </w:r>
+      <w:r>
+        <w:br/>
+      </w:r>
+      <w:r>
+        <w:rPr>
+          <w:rStyle w:val="NormalTok"/>
+        </w:rPr>
+        <w:t xml:space="preserve">  </w:t>
+      </w:r>
+      <w:r>
+        <w:rPr>
           <w:rStyle w:val="DataTypeTok"/>
         </w:rPr>
-        <w:t xml:space="preserve">"claimant"</w:t>
+        <w:t xml:space="preserve">"thresholds"</w:t>
       </w:r>
       <w:r>
         <w:rPr>
@@ -655,7 +897,7 @@
         <w:rPr>
           <w:rStyle w:val="DataTypeTok"/>
         </w:rPr>
-        <w:t xml:space="preserve">"name"</w:t>
+        <w:t xml:space="preserve">"montant_max_conciliateur"</w:t>
       </w:r>
       <w:r>
         <w:rPr>
@@ -671,27 +913,72 @@
       </w:r>
       <w:r>
         <w:rPr>
+          <w:rStyle w:val="DecValTok"/>
+        </w:rPr>
+        <w:t xml:space="preserve">5000</w:t>
+      </w:r>
+      <w:r>
+        <w:rPr>
+          <w:rStyle w:val="FunctionTok"/>
+        </w:rPr>
+        <w:t xml:space="preserve">,</w:t>
+      </w:r>
+      <w:r>
+        <w:rPr>
+          <w:rStyle w:val="NormalTok"/>
+        </w:rPr>
+        <w:t xml:space="preserve"> </w:t>
+      </w:r>
+      <w:r>
+        <w:rPr>
+          <w:rStyle w:val="DataTypeTok"/>
+        </w:rPr>
+        <w:t xml:space="preserve">"art_applicable"</w:t>
+      </w:r>
+      <w:r>
+        <w:rPr>
+          <w:rStyle w:val="FunctionTok"/>
+        </w:rPr>
+        <w:t xml:space="preserve">:</w:t>
+      </w:r>
+      <w:r>
+        <w:rPr>
+          <w:rStyle w:val="NormalTok"/>
+        </w:rPr>
+        <w:t xml:space="preserve"> </w:t>
+      </w:r>
+      <w:r>
+        <w:rPr>
           <w:rStyle w:val="StringTok"/>
         </w:rPr>
-        <w:t xml:space="preserve">"..."</w:t>
+        <w:t xml:space="preserve">"art. 750-1 CPC"</w:t>
+      </w:r>
+      <w:r>
+        <w:rPr>
+          <w:rStyle w:val="NormalTok"/>
+        </w:rPr>
+        <w:t xml:space="preserve"> </w:t>
       </w:r>
       <w:r>
         <w:rPr>
           <w:rStyle w:val="FunctionTok"/>
         </w:rPr>
-        <w:t xml:space="preserve">,</w:t>
+        <w:t xml:space="preserve">},</w:t>
+      </w:r>
+      <w:r>
+        <w:br/>
       </w:r>
       <w:r>
         <w:rPr>
           <w:rStyle w:val="NormalTok"/>
         </w:rPr>
-        <w:t xml:space="preserve"> </w:t>
+        <w:t xml:space="preserve">  </w:t>
       </w:r>
       <w:r>
         <w:rPr>
           <w:rStyle w:val="DataTypeTok"/>
         </w:rPr>
-        <w:t xml:space="preserve">"address"</w:t>
+        <w:t xml:space="preserve">"catalog_suggestions"</w:t>
       </w:r>
       <w:r>
         <w:rPr>
@@ -707,9 +994,39 @@
       </w:r>
       <w:r>
         <w:rPr>
+          <w:rStyle w:val="FunctionTok"/>
+        </w:rPr>
+        <w:t xml:space="preserve">{</w:t>
+      </w:r>
+      <w:r>
+        <w:rPr>
+          <w:rStyle w:val="NormalTok"/>
+        </w:rPr>
+        <w:t xml:space="preserve"> </w:t>
+      </w:r>
+      <w:r>
+        <w:rPr>
+          <w:rStyle w:val="DataTypeTok"/>
+        </w:rPr>
+        <w:t xml:space="preserve">"confidence"</w:t>
+      </w:r>
+      <w:r>
+        <w:rPr>
+          <w:rStyle w:val="FunctionTok"/>
+        </w:rPr>
+        <w:t xml:space="preserve">:</w:t>
+      </w:r>
+      <w:r>
+        <w:rPr>
+          <w:rStyle w:val="NormalTok"/>
+        </w:rPr>
+        <w:t xml:space="preserve"> </w:t>
+      </w:r>
+      <w:r>
+        <w:rPr>
           <w:rStyle w:val="StringTok"/>
         </w:rPr>
-        <w:t xml:space="preserve">"..."</w:t>
+        <w:t xml:space="preserve">"heuristique"</w:t>
       </w:r>
       <w:r>
         <w:rPr>
@@ -721,823 +1038,83 @@
         <w:rPr>
           <w:rStyle w:val="FunctionTok"/>
         </w:rPr>
-        <w:t xml:space="preserve">},</w:t>
+        <w:t xml:space="preserve">}</w:t>
       </w:r>
       <w:r>
         <w:br/>
       </w:r>
       <w:r>
         <w:rPr>
-          <w:rStyle w:val="NormalTok"/>
-        </w:rPr>
-        <w:t xml:space="preserve">    </w:t>
-      </w:r>
-      <w:r>
-        <w:rPr>
-          <w:rStyle w:val="DataTypeTok"/>
-        </w:rPr>
-        <w:t xml:space="preserve">"respondent"</w:t>
-      </w:r>
-      <w:r>
-        <w:rPr>
           <w:rStyle w:val="FunctionTok"/>
         </w:rPr>
-        <w:t xml:space="preserve">:</w:t>
-      </w:r>
-      <w:r>
-        <w:rPr>
-          <w:rStyle w:val="NormalTok"/>
-        </w:rPr>
-        <w:t xml:space="preserve"> </w:t>
-      </w:r>
-      <w:r>
-        <w:rPr>
-          <w:rStyle w:val="FunctionTok"/>
-        </w:rPr>
-        <w:t xml:space="preserve">{</w:t>
-      </w:r>
-      <w:r>
-        <w:rPr>
-          <w:rStyle w:val="NormalTok"/>
-        </w:rPr>
-        <w:t xml:space="preserve"> </w:t>
-      </w:r>
-      <w:r>
-        <w:rPr>
-          <w:rStyle w:val="DataTypeTok"/>
-        </w:rPr>
-        <w:t xml:space="preserve">"name"</w:t>
-      </w:r>
-      <w:r>
-        <w:rPr>
-          <w:rStyle w:val="FunctionTok"/>
-        </w:rPr>
-        <w:t xml:space="preserve">:</w:t>
-      </w:r>
-      <w:r>
-        <w:rPr>
-          <w:rStyle w:val="NormalTok"/>
-        </w:rPr>
-        <w:t xml:space="preserve"> </w:t>
-      </w:r>
-      <w:r>
-        <w:rPr>
-          <w:rStyle w:val="StringTok"/>
-        </w:rPr>
-        <w:t xml:space="preserve">"..."</w:t>
-      </w:r>
-      <w:r>
-        <w:rPr>
-          <w:rStyle w:val="FunctionTok"/>
-        </w:rPr>
-        <w:t xml:space="preserve">,</w:t>
-      </w:r>
-      <w:r>
-        <w:rPr>
-          <w:rStyle w:val="NormalTok"/>
-        </w:rPr>
-        <w:t xml:space="preserve"> </w:t>
-      </w:r>
-      <w:r>
-        <w:rPr>
-          <w:rStyle w:val="DataTypeTok"/>
-        </w:rPr>
-        <w:t xml:space="preserve">"address"</w:t>
-      </w:r>
-      <w:r>
-        <w:rPr>
-          <w:rStyle w:val="FunctionTok"/>
-        </w:rPr>
-        <w:t xml:space="preserve">:</w:t>
-      </w:r>
-      <w:r>
-        <w:rPr>
-          <w:rStyle w:val="NormalTok"/>
-        </w:rPr>
-        <w:t xml:space="preserve"> </w:t>
-      </w:r>
-      <w:r>
-        <w:rPr>
-          <w:rStyle w:val="StringTok"/>
-        </w:rPr>
-        <w:t xml:space="preserve">"..."</w:t>
-      </w:r>
-      <w:r>
-        <w:rPr>
-          <w:rStyle w:val="NormalTok"/>
-        </w:rPr>
-        <w:t xml:space="preserve"> </w:t>
-      </w:r>
-      <w:r>
-        <w:rPr>
-          <w:rStyle w:val="FunctionTok"/>
-        </w:rPr>
         <w:t xml:space="preserve">}</w:t>
       </w:r>
-      <w:r>
-        <w:br/>
-      </w:r>
-      <w:r>
-        <w:rPr>
-          <w:rStyle w:val="NormalTok"/>
-        </w:rPr>
-        <w:t xml:space="preserve">  </w:t>
-      </w:r>
-      <w:r>
-        <w:rPr>
-          <w:rStyle w:val="FunctionTok"/>
-        </w:rPr>
-        <w:t xml:space="preserve">},</w:t>
-      </w:r>
-      <w:r>
-        <w:br/>
-      </w:r>
-      <w:r>
-        <w:rPr>
-          <w:rStyle w:val="NormalTok"/>
-        </w:rPr>
-        <w:t xml:space="preserve">  </w:t>
-      </w:r>
-      <w:r>
-        <w:rPr>
-          <w:rStyle w:val="DataTypeTok"/>
-        </w:rPr>
-        <w:t xml:space="preserve">"facts"</w:t>
-      </w:r>
-      <w:r>
-        <w:rPr>
-          <w:rStyle w:val="FunctionTok"/>
-        </w:rPr>
-        <w:t xml:space="preserve">:</w:t>
-      </w:r>
-      <w:r>
-        <w:rPr>
-          <w:rStyle w:val="NormalTok"/>
-        </w:rPr>
-        <w:t xml:space="preserve"> </w:t>
-      </w:r>
-      <w:r>
-        <w:rPr>
-          <w:rStyle w:val="StringTok"/>
-        </w:rPr>
-        <w:t xml:space="preserve">"..."</w:t>
-      </w:r>
-      <w:r>
-        <w:rPr>
-          <w:rStyle w:val="FunctionTok"/>
-        </w:rPr>
-        <w:t xml:space="preserve">,</w:t>
-      </w:r>
-      <w:r>
-        <w:br/>
-      </w:r>
-      <w:r>
-        <w:rPr>
-          <w:rStyle w:val="NormalTok"/>
-        </w:rPr>
-        <w:t xml:space="preserve">  </w:t>
-      </w:r>
-      <w:r>
-        <w:rPr>
-          <w:rStyle w:val="DataTypeTok"/>
-        </w:rPr>
-        <w:t xml:space="preserve">"legal_basis"</w:t>
-      </w:r>
-      <w:r>
-        <w:rPr>
-          <w:rStyle w:val="FunctionTok"/>
-        </w:rPr>
-        <w:t xml:space="preserve">:</w:t>
-      </w:r>
-      <w:r>
-        <w:rPr>
-          <w:rStyle w:val="NormalTok"/>
-        </w:rPr>
-        <w:t xml:space="preserve"> </w:t>
-      </w:r>
-      <w:r>
-        <w:rPr>
-          <w:rStyle w:val="OtherTok"/>
-        </w:rPr>
-        <w:t xml:space="preserve">[</w:t>
-      </w:r>
-      <w:r>
-        <w:rPr>
-          <w:rStyle w:val="StringTok"/>
-        </w:rPr>
-        <w:t xml:space="preserve">"L113-1 CCA"</w:t>
-      </w:r>
-      <w:r>
-        <w:rPr>
-          <w:rStyle w:val="OtherTok"/>
-        </w:rPr>
-        <w:t xml:space="preserve">,</w:t>
-      </w:r>
-      <w:r>
-        <w:rPr>
-          <w:rStyle w:val="NormalTok"/>
-        </w:rPr>
-        <w:t xml:space="preserve"> </w:t>
-      </w:r>
-      <w:r>
-        <w:rPr>
-          <w:rStyle w:val="StringTok"/>
-        </w:rPr>
-        <w:t xml:space="preserve">"L113-5 CCA"</w:t>
-      </w:r>
-      <w:r>
-        <w:rPr>
-          <w:rStyle w:val="OtherTok"/>
-        </w:rPr>
-        <w:t xml:space="preserve">,</w:t>
-      </w:r>
-      <w:r>
-        <w:rPr>
-          <w:rStyle w:val="NormalTok"/>
-        </w:rPr>
-        <w:t xml:space="preserve"> </w:t>
-      </w:r>
-      <w:r>
-        <w:rPr>
-          <w:rStyle w:val="StringTok"/>
-        </w:rPr>
-        <w:t xml:space="preserve">"1240 CC"</w:t>
-      </w:r>
-      <w:r>
-        <w:rPr>
-          <w:rStyle w:val="OtherTok"/>
-        </w:rPr>
-        <w:t xml:space="preserve">]</w:t>
-      </w:r>
-      <w:r>
-        <w:rPr>
-          <w:rStyle w:val="FunctionTok"/>
-        </w:rPr>
-        <w:t xml:space="preserve">,</w:t>
-      </w:r>
-      <w:r>
-        <w:br/>
-      </w:r>
-      <w:r>
-        <w:rPr>
-          <w:rStyle w:val="NormalTok"/>
-        </w:rPr>
-        <w:t xml:space="preserve">  </w:t>
-      </w:r>
-      <w:r>
-        <w:rPr>
-          <w:rStyle w:val="DataTypeTok"/>
-        </w:rPr>
-        <w:t xml:space="preserve">"jurisdictions"</w:t>
-      </w:r>
-      <w:r>
-        <w:rPr>
-          <w:rStyle w:val="FunctionTok"/>
-        </w:rPr>
-        <w:t xml:space="preserve">:</w:t>
-      </w:r>
-      <w:r>
-        <w:rPr>
-          <w:rStyle w:val="NormalTok"/>
-        </w:rPr>
-        <w:t xml:space="preserve"> </w:t>
-      </w:r>
-      <w:r>
-        <w:rPr>
-          <w:rStyle w:val="OtherTok"/>
-        </w:rPr>
-        <w:t xml:space="preserve">[</w:t>
-      </w:r>
-      <w:r>
-        <w:rPr>
-          <w:rStyle w:val="StringTok"/>
-        </w:rPr>
-        <w:t xml:space="preserve">"médiateur de l'assurance"</w:t>
-      </w:r>
-      <w:r>
-        <w:rPr>
-          <w:rStyle w:val="OtherTok"/>
-        </w:rPr>
-        <w:t xml:space="preserve">,</w:t>
-      </w:r>
-      <w:r>
-        <w:rPr>
-          <w:rStyle w:val="NormalTok"/>
-        </w:rPr>
-        <w:t xml:space="preserve"> </w:t>
-      </w:r>
-      <w:r>
-        <w:rPr>
-          <w:rStyle w:val="StringTok"/>
-        </w:rPr>
-        <w:t xml:space="preserve">"tribunal judiciaire"</w:t>
-      </w:r>
-      <w:r>
-        <w:rPr>
-          <w:rStyle w:val="OtherTok"/>
-        </w:rPr>
-        <w:t xml:space="preserve">]</w:t>
-      </w:r>
-      <w:r>
-        <w:rPr>
-          <w:rStyle w:val="FunctionTok"/>
-        </w:rPr>
-        <w:t xml:space="preserve">,</w:t>
-      </w:r>
-      <w:r>
-        <w:br/>
-      </w:r>
-      <w:r>
-        <w:rPr>
-          <w:rStyle w:val="NormalTok"/>
-        </w:rPr>
-        <w:t xml:space="preserve">  </w:t>
-      </w:r>
-      <w:r>
-        <w:rPr>
-          <w:rStyle w:val="DataTypeTok"/>
-        </w:rPr>
-        <w:t xml:space="preserve">"deadlines"</w:t>
-      </w:r>
-      <w:r>
-        <w:rPr>
-          <w:rStyle w:val="FunctionTok"/>
-        </w:rPr>
-        <w:t xml:space="preserve">:</w:t>
-      </w:r>
-      <w:r>
-        <w:rPr>
-          <w:rStyle w:val="NormalTok"/>
-        </w:rPr>
-        <w:t xml:space="preserve"> </w:t>
-      </w:r>
-      <w:r>
-        <w:rPr>
-          <w:rStyle w:val="OtherTok"/>
-        </w:rPr>
-        <w:t xml:space="preserve">[</w:t>
-      </w:r>
-      <w:r>
-        <w:br/>
-      </w:r>
-      <w:r>
-        <w:rPr>
-          <w:rStyle w:val="NormalTok"/>
-        </w:rPr>
-        <w:t xml:space="preserve">    </w:t>
-      </w:r>
-      <w:r>
-        <w:rPr>
-          <w:rStyle w:val="FunctionTok"/>
-        </w:rPr>
-        <w:t xml:space="preserve">{</w:t>
-      </w:r>
-      <w:r>
-        <w:rPr>
-          <w:rStyle w:val="NormalTok"/>
-        </w:rPr>
-        <w:t xml:space="preserve"> </w:t>
-      </w:r>
-      <w:r>
-        <w:rPr>
-          <w:rStyle w:val="DataTypeTok"/>
-        </w:rPr>
-        <w:t xml:space="preserve">"type"</w:t>
-      </w:r>
-      <w:r>
-        <w:rPr>
-          <w:rStyle w:val="FunctionTok"/>
-        </w:rPr>
-        <w:t xml:space="preserve">:</w:t>
-      </w:r>
-      <w:r>
-        <w:rPr>
-          <w:rStyle w:val="NormalTok"/>
-        </w:rPr>
-        <w:t xml:space="preserve"> </w:t>
-      </w:r>
-      <w:r>
-        <w:rPr>
-          <w:rStyle w:val="StringTok"/>
-        </w:rPr>
-        <w:t xml:space="preserve">"prescription"</w:t>
-      </w:r>
-      <w:r>
-        <w:rPr>
-          <w:rStyle w:val="FunctionTok"/>
-        </w:rPr>
-        <w:t xml:space="preserve">,</w:t>
-      </w:r>
-      <w:r>
-        <w:rPr>
-          <w:rStyle w:val="NormalTok"/>
-        </w:rPr>
-        <w:t xml:space="preserve"> </w:t>
-      </w:r>
-      <w:r>
-        <w:rPr>
-          <w:rStyle w:val="DataTypeTok"/>
-        </w:rPr>
-        <w:t xml:space="preserve">"article"</w:t>
-      </w:r>
-      <w:r>
-        <w:rPr>
-          <w:rStyle w:val="FunctionTok"/>
-        </w:rPr>
-        <w:t xml:space="preserve">:</w:t>
-      </w:r>
-      <w:r>
-        <w:rPr>
-          <w:rStyle w:val="NormalTok"/>
-        </w:rPr>
-        <w:t xml:space="preserve"> </w:t>
-      </w:r>
-      <w:r>
-        <w:rPr>
-          <w:rStyle w:val="StringTok"/>
-        </w:rPr>
-        <w:t xml:space="preserve">"L114-1 CCA"</w:t>
-      </w:r>
-      <w:r>
-        <w:rPr>
-          <w:rStyle w:val="FunctionTok"/>
-        </w:rPr>
-        <w:t xml:space="preserve">,</w:t>
-      </w:r>
-      <w:r>
-        <w:rPr>
-          <w:rStyle w:val="NormalTok"/>
-        </w:rPr>
-        <w:t xml:space="preserve"> </w:t>
-      </w:r>
-      <w:r>
-        <w:rPr>
-          <w:rStyle w:val="DataTypeTok"/>
-        </w:rPr>
-        <w:t xml:space="preserve">"days"</w:t>
-      </w:r>
-      <w:r>
-        <w:rPr>
-          <w:rStyle w:val="FunctionTok"/>
-        </w:rPr>
-        <w:t xml:space="preserve">:</w:t>
-      </w:r>
-      <w:r>
-        <w:rPr>
-          <w:rStyle w:val="NormalTok"/>
-        </w:rPr>
-        <w:t xml:space="preserve"> </w:t>
-      </w:r>
-      <w:r>
-        <w:rPr>
-          <w:rStyle w:val="DecValTok"/>
-        </w:rPr>
-        <w:t xml:space="preserve">730</w:t>
-      </w:r>
-      <w:r>
-        <w:rPr>
-          <w:rStyle w:val="NormalTok"/>
-        </w:rPr>
-        <w:t xml:space="preserve"> </w:t>
-      </w:r>
-      <w:r>
-        <w:rPr>
-          <w:rStyle w:val="FunctionTok"/>
-        </w:rPr>
-        <w:t xml:space="preserve">}</w:t>
-      </w:r>
-      <w:r>
-        <w:rPr>
-          <w:rStyle w:val="OtherTok"/>
-        </w:rPr>
-        <w:t xml:space="preserve">,</w:t>
-      </w:r>
-      <w:r>
-        <w:br/>
-      </w:r>
-      <w:r>
-        <w:rPr>
-          <w:rStyle w:val="NormalTok"/>
-        </w:rPr>
-        <w:t xml:space="preserve">    </w:t>
-      </w:r>
-      <w:r>
-        <w:rPr>
-          <w:rStyle w:val="FunctionTok"/>
-        </w:rPr>
-        <w:t xml:space="preserve">{</w:t>
-      </w:r>
-      <w:r>
-        <w:rPr>
-          <w:rStyle w:val="NormalTok"/>
-        </w:rPr>
-        <w:t xml:space="preserve"> </w:t>
-      </w:r>
-      <w:r>
-        <w:rPr>
-          <w:rStyle w:val="DataTypeTok"/>
-        </w:rPr>
-        <w:t xml:space="preserve">"type"</w:t>
-      </w:r>
-      <w:r>
-        <w:rPr>
-          <w:rStyle w:val="FunctionTok"/>
-        </w:rPr>
-        <w:t xml:space="preserve">:</w:t>
-      </w:r>
-      <w:r>
-        <w:rPr>
-          <w:rStyle w:val="NormalTok"/>
-        </w:rPr>
-        <w:t xml:space="preserve"> </w:t>
-      </w:r>
-      <w:r>
-        <w:rPr>
-          <w:rStyle w:val="StringTok"/>
-        </w:rPr>
-        <w:t xml:space="preserve">"contestation"</w:t>
-      </w:r>
-      <w:r>
-        <w:rPr>
-          <w:rStyle w:val="FunctionTok"/>
-        </w:rPr>
-        <w:t xml:space="preserve">,</w:t>
-      </w:r>
-      <w:r>
-        <w:rPr>
-          <w:rStyle w:val="NormalTok"/>
-        </w:rPr>
-        <w:t xml:space="preserve"> </w:t>
-      </w:r>
-      <w:r>
-        <w:rPr>
-          <w:rStyle w:val="DataTypeTok"/>
-        </w:rPr>
-        <w:t xml:space="preserve">"article"</w:t>
-      </w:r>
-      <w:r>
-        <w:rPr>
-          <w:rStyle w:val="FunctionTok"/>
-        </w:rPr>
-        <w:t xml:space="preserve">:</w:t>
-      </w:r>
-      <w:r>
-        <w:rPr>
-          <w:rStyle w:val="NormalTok"/>
-        </w:rPr>
-        <w:t xml:space="preserve"> </w:t>
-      </w:r>
-      <w:r>
-        <w:rPr>
-          <w:rStyle w:val="StringTok"/>
-        </w:rPr>
-        <w:t xml:space="preserve">"L113-5 CCA"</w:t>
-      </w:r>
-      <w:r>
-        <w:rPr>
-          <w:rStyle w:val="FunctionTok"/>
-        </w:rPr>
-        <w:t xml:space="preserve">,</w:t>
-      </w:r>
-      <w:r>
-        <w:rPr>
-          <w:rStyle w:val="NormalTok"/>
-        </w:rPr>
-        <w:t xml:space="preserve"> </w:t>
-      </w:r>
-      <w:r>
-        <w:rPr>
-          <w:rStyle w:val="DataTypeTok"/>
-        </w:rPr>
-        <w:t xml:space="preserve">"days"</w:t>
-      </w:r>
-      <w:r>
-        <w:rPr>
-          <w:rStyle w:val="FunctionTok"/>
-        </w:rPr>
-        <w:t xml:space="preserve">:</w:t>
-      </w:r>
-      <w:r>
-        <w:rPr>
-          <w:rStyle w:val="NormalTok"/>
-        </w:rPr>
-        <w:t xml:space="preserve"> </w:t>
-      </w:r>
-      <w:r>
-        <w:rPr>
-          <w:rStyle w:val="DecValTok"/>
-        </w:rPr>
-        <w:t xml:space="preserve">60</w:t>
-      </w:r>
-      <w:r>
-        <w:rPr>
-          <w:rStyle w:val="NormalTok"/>
-        </w:rPr>
-        <w:t xml:space="preserve"> </w:t>
-      </w:r>
-      <w:r>
-        <w:rPr>
-          <w:rStyle w:val="FunctionTok"/>
-        </w:rPr>
-        <w:t xml:space="preserve">}</w:t>
-      </w:r>
-      <w:r>
-        <w:br/>
-      </w:r>
-      <w:r>
-        <w:rPr>
-          <w:rStyle w:val="NormalTok"/>
-        </w:rPr>
-        <w:t xml:space="preserve">  </w:t>
-      </w:r>
-      <w:r>
-        <w:rPr>
-          <w:rStyle w:val="OtherTok"/>
-        </w:rPr>
-        <w:t xml:space="preserve">]</w:t>
-      </w:r>
-      <w:r>
-        <w:rPr>
-          <w:rStyle w:val="FunctionTok"/>
-        </w:rPr>
-        <w:t xml:space="preserve">,</w:t>
-      </w:r>
-      <w:r>
-        <w:br/>
-      </w:r>
-      <w:r>
-        <w:rPr>
-          <w:rStyle w:val="NormalTok"/>
-        </w:rPr>
-        <w:t xml:space="preserve">  </w:t>
-      </w:r>
-      <w:r>
-        <w:rPr>
-          <w:rStyle w:val="DataTypeTok"/>
-        </w:rPr>
-        <w:t xml:space="preserve">"next_steps"</w:t>
-      </w:r>
-      <w:r>
-        <w:rPr>
-          <w:rStyle w:val="FunctionTok"/>
-        </w:rPr>
-        <w:t xml:space="preserve">:</w:t>
-      </w:r>
-      <w:r>
-        <w:rPr>
-          <w:rStyle w:val="NormalTok"/>
-        </w:rPr>
-        <w:t xml:space="preserve"> </w:t>
-      </w:r>
-      <w:r>
-        <w:rPr>
-          <w:rStyle w:val="OtherTok"/>
-        </w:rPr>
-        <w:t xml:space="preserve">[</w:t>
-      </w:r>
-      <w:r>
-        <w:rPr>
-          <w:rStyle w:val="StringTok"/>
-        </w:rPr>
-        <w:t xml:space="preserve">"mise en demeure"</w:t>
-      </w:r>
-      <w:r>
-        <w:rPr>
-          <w:rStyle w:val="OtherTok"/>
-        </w:rPr>
-        <w:t xml:space="preserve">,</w:t>
-      </w:r>
-      <w:r>
-        <w:rPr>
-          <w:rStyle w:val="NormalTok"/>
-        </w:rPr>
-        <w:t xml:space="preserve"> </w:t>
-      </w:r>
-      <w:r>
-        <w:rPr>
-          <w:rStyle w:val="StringTok"/>
-        </w:rPr>
-        <w:t xml:space="preserve">"saisine médiateur"</w:t>
-      </w:r>
-      <w:r>
-        <w:rPr>
-          <w:rStyle w:val="OtherTok"/>
-        </w:rPr>
-        <w:t xml:space="preserve">,</w:t>
-      </w:r>
-      <w:r>
-        <w:rPr>
-          <w:rStyle w:val="NormalTok"/>
-        </w:rPr>
-        <w:t xml:space="preserve"> </w:t>
-      </w:r>
-      <w:r>
-        <w:rPr>
-          <w:rStyle w:val="StringTok"/>
-        </w:rPr>
-        <w:t xml:space="preserve">"saisine TJ"</w:t>
-      </w:r>
-      <w:r>
-        <w:rPr>
-          <w:rStyle w:val="OtherTok"/>
-        </w:rPr>
-        <w:t xml:space="preserve">]</w:t>
-      </w:r>
-      <w:r>
-        <w:rPr>
-          <w:rStyle w:val="FunctionTok"/>
-        </w:rPr>
-        <w:t xml:space="preserve">,</w:t>
-      </w:r>
-      <w:r>
-        <w:br/>
-      </w:r>
-      <w:r>
-        <w:rPr>
-          <w:rStyle w:val="NormalTok"/>
-        </w:rPr>
-        <w:t xml:space="preserve">  </w:t>
-      </w:r>
-      <w:r>
-        <w:rPr>
-          <w:rStyle w:val="DataTypeTok"/>
-        </w:rPr>
-        <w:t xml:space="preserve">"evidence"</w:t>
-      </w:r>
-      <w:r>
-        <w:rPr>
-          <w:rStyle w:val="FunctionTok"/>
-        </w:rPr>
-        <w:t xml:space="preserve">:</w:t>
-      </w:r>
-      <w:r>
-        <w:rPr>
-          <w:rStyle w:val="NormalTok"/>
-        </w:rPr>
-        <w:t xml:space="preserve"> </w:t>
-      </w:r>
-      <w:r>
-        <w:rPr>
-          <w:rStyle w:val="OtherTok"/>
-        </w:rPr>
-        <w:t xml:space="preserve">[</w:t>
-      </w:r>
-      <w:r>
-        <w:rPr>
-          <w:rStyle w:val="StringTok"/>
-        </w:rPr>
-        <w:t xml:space="preserve">"contrat assurance"</w:t>
-      </w:r>
-      <w:r>
-        <w:rPr>
-          <w:rStyle w:val="OtherTok"/>
-        </w:rPr>
-        <w:t xml:space="preserve">,</w:t>
-      </w:r>
-      <w:r>
-        <w:rPr>
-          <w:rStyle w:val="NormalTok"/>
-        </w:rPr>
-        <w:t xml:space="preserve"> </w:t>
-      </w:r>
-      <w:r>
-        <w:rPr>
-          <w:rStyle w:val="StringTok"/>
-        </w:rPr>
-        <w:t xml:space="preserve">"courrier refus"</w:t>
-      </w:r>
-      <w:r>
-        <w:rPr>
-          <w:rStyle w:val="OtherTok"/>
-        </w:rPr>
-        <w:t xml:space="preserve">,</w:t>
-      </w:r>
-      <w:r>
-        <w:rPr>
-          <w:rStyle w:val="NormalTok"/>
-        </w:rPr>
-        <w:t xml:space="preserve"> </w:t>
-      </w:r>
-      <w:r>
-        <w:rPr>
-          <w:rStyle w:val="StringTok"/>
-        </w:rPr>
-        <w:t xml:space="preserve">"photos"</w:t>
-      </w:r>
-      <w:r>
-        <w:rPr>
-          <w:rStyle w:val="OtherTok"/>
-        </w:rPr>
-        <w:t xml:space="preserve">]</w:t>
-      </w:r>
-      <w:r>
-        <w:br/>
-      </w:r>
-      <w:r>
-        <w:rPr>
-          <w:rStyle w:val="FunctionTok"/>
-        </w:rPr>
-        <w:t xml:space="preserve">}</w:t>
+    </w:p>
+    <w:p>
+      <w:pPr>
+        <w:pStyle w:val="FirstParagraph"/>
+      </w:pPr>
+      <w:r>
+        <w:t xml:space="preserve">Two levels of confidence travel in the same answer and are labelled as such:</w:t>
+      </w:r>
+      <w:r>
+        <w:t xml:space="preserve"> </w:t>
+      </w:r>
+      <w:r>
+        <w:rPr>
+          <w:rStyle w:val="VerbatimChar"/>
+        </w:rPr>
+        <w:t xml:space="preserve">acts</w:t>
+      </w:r>
+      <w:r>
+        <w:t xml:space="preserve"> </w:t>
+      </w:r>
+      <w:r>
+        <w:t xml:space="preserve">is curated by hand,</w:t>
+      </w:r>
+      <w:r>
+        <w:t xml:space="preserve"> </w:t>
+      </w:r>
+      <w:r>
+        <w:rPr>
+          <w:rStyle w:val="VerbatimChar"/>
+        </w:rPr>
+        <w:t xml:space="preserve">catalog_suggestions</w:t>
+      </w:r>
+      <w:r>
+        <w:t xml:space="preserve"> </w:t>
+      </w:r>
+      <w:r>
+        <w:t xml:space="preserve">is matched by keyword against</w:t>
+      </w:r>
+      <w:r>
+        <w:t xml:space="preserve"> </w:t>
+      </w:r>
+      <w:r>
+        <w:t xml:space="preserve">the official catalogue and is offered as a lead, not as an answer.</w:t>
+      </w:r>
+    </w:p>
+    <w:p>
+      <w:pPr>
+        <w:pStyle w:val="BodyText"/>
+      </w:pPr>
+      <w:r>
+        <w:rPr>
+          <w:rStyle w:val="VerbatimChar"/>
+        </w:rPr>
+        <w:t xml:space="preserve">GET /act/api/find?list=1</w:t>
+      </w:r>
+      <w:r>
+        <w:t xml:space="preserve"> </w:t>
+      </w:r>
+      <w:r>
+        <w:t xml:space="preserve">returns the situations SelfAct knows, so a caller can</w:t>
+      </w:r>
+      <w:r>
+        <w:t xml:space="preserve"> </w:t>
+      </w:r>
+      <w:r>
+        <w:t xml:space="preserve">offer them rather than guess a slug.</w:t>
       </w:r>
     </w:p>
     <w:bookmarkEnd w:id="24"/>
@@ -1548,6 +1125,42 @@
       </w:pPr>
       <w:r>
         <w:t xml:space="preserve">3.2 Template library</w:t>
+      </w:r>
+    </w:p>
+    <w:p>
+      <w:pPr>
+        <w:pStyle w:val="FirstParagraph"/>
+      </w:pPr>
+      <w:r>
+        <w:t xml:space="preserve">Templates are generic by act, not by domain — one</w:t>
+      </w:r>
+      <w:r>
+        <w:t xml:space="preserve"> </w:t>
+      </w:r>
+      <w:r>
+        <w:rPr>
+          <w:i/>
+          <w:iCs/>
+        </w:rPr>
+        <w:t xml:space="preserve">mise en demeure</w:t>
+      </w:r>
+      <w:r>
+        <w:t xml:space="preserve"> </w:t>
+      </w:r>
+      <w:r>
+        <w:t xml:space="preserve">serves a</w:t>
+      </w:r>
+      <w:r>
+        <w:t xml:space="preserve"> </w:t>
+      </w:r>
+      <w:r>
+        <w:t xml:space="preserve">late payment and a defective product alike, because what changes between them is</w:t>
+      </w:r>
+      <w:r>
+        <w:t xml:space="preserve"> </w:t>
+      </w:r>
+      <w:r>
+        <w:t xml:space="preserve">the legal basis and the facts, which the reader supplies:</w:t>
       </w:r>
     </w:p>
     <w:tbl>
@@ -1558,10 +1171,8 @@
         <w:tblLook w:firstRow="1" w:lastRow="0" w:firstColumn="0" w:lastColumn="0" w:noHBand="0" w:noVBand="0" w:val="0020"/>
       </w:tblPr>
       <w:tblGrid>
-        <w:gridCol w:w="1980"/>
-        <w:gridCol w:w="1980"/>
-        <w:gridCol w:w="1980"/>
-        <w:gridCol w:w="1980"/>
+        <w:gridCol w:w="3960"/>
+        <w:gridCol w:w="3960"/>
       </w:tblGrid>
       <w:tr>
         <w:trPr>
@@ -1575,7 +1186,7 @@
               <w:jc w:val="left"/>
             </w:pPr>
             <w:r>
-              <w:t xml:space="preserve">Scenario category</w:t>
+              <w:t xml:space="preserve">Template</w:t>
             </w:r>
           </w:p>
         </w:tc>
@@ -1587,31 +1198,7 @@
               <w:jc w:val="left"/>
             </w:pPr>
             <w:r>
-              <w:t xml:space="preserve">Mise en demeure templates</w:t>
-            </w:r>
-          </w:p>
-        </w:tc>
-        <w:tc>
-          <w:tcPr/>
-          <w:p>
-            <w:pPr>
-              <w:pStyle w:val="Compact"/>
-              <w:jc w:val="left"/>
-            </w:pPr>
-            <w:r>
-              <w:t xml:space="preserve">Saisines</w:t>
-            </w:r>
-          </w:p>
-        </w:tc>
-        <w:tc>
-          <w:tcPr/>
-          <w:p>
-            <w:pPr>
-              <w:pStyle w:val="Compact"/>
-              <w:jc w:val="left"/>
-            </w:pPr>
-            <w:r>
-              <w:t xml:space="preserve">CERFA</w:t>
+              <w:t xml:space="preserve">What it is</w:t>
             </w:r>
           </w:p>
         </w:tc>
@@ -1625,7 +1212,10 @@
               <w:jc w:val="left"/>
             </w:pPr>
             <w:r>
-              <w:t xml:space="preserve">Assurance</w:t>
+              <w:rPr>
+                <w:rStyle w:val="VerbatimChar"/>
+              </w:rPr>
+              <w:t xml:space="preserve">mise_en_demeure</w:t>
             </w:r>
           </w:p>
         </w:tc>
@@ -1637,31 +1227,7 @@
               <w:jc w:val="left"/>
             </w:pPr>
             <w:r>
-              <w:t xml:space="preserve">4</w:t>
-            </w:r>
-          </w:p>
-        </w:tc>
-        <w:tc>
-          <w:tcPr/>
-          <w:p>
-            <w:pPr>
-              <w:pStyle w:val="Compact"/>
-              <w:jc w:val="left"/>
-            </w:pPr>
-            <w:r>
-              <w:t xml:space="preserve">Médiateur, TJ</w:t>
-            </w:r>
-          </w:p>
-        </w:tc>
-        <w:tc>
-          <w:tcPr/>
-          <w:p>
-            <w:pPr>
-              <w:pStyle w:val="Compact"/>
-              <w:jc w:val="left"/>
-            </w:pPr>
-            <w:r>
-              <w:t xml:space="preserve">15766*02</w:t>
+              <w:t xml:space="preserve">Formal notice</w:t>
             </w:r>
           </w:p>
         </w:tc>
@@ -1675,7 +1241,10 @@
               <w:jc w:val="left"/>
             </w:pPr>
             <w:r>
-              <w:t xml:space="preserve">Travail (salarié / employeur)</w:t>
+              <w:rPr>
+                <w:rStyle w:val="VerbatimChar"/>
+              </w:rPr>
+              <w:t xml:space="preserve">saisine_conciliateur</w:t>
             </w:r>
           </w:p>
         </w:tc>
@@ -1687,31 +1256,7 @@
               <w:jc w:val="left"/>
             </w:pPr>
             <w:r>
-              <w:t xml:space="preserve">6</w:t>
-            </w:r>
-          </w:p>
-        </w:tc>
-        <w:tc>
-          <w:tcPr/>
-          <w:p>
-            <w:pPr>
-              <w:pStyle w:val="Compact"/>
-              <w:jc w:val="left"/>
-            </w:pPr>
-            <w:r>
-              <w:t xml:space="preserve">CPH, CSE</w:t>
-            </w:r>
-          </w:p>
-        </w:tc>
-        <w:tc>
-          <w:tcPr/>
-          <w:p>
-            <w:pPr>
-              <w:pStyle w:val="Compact"/>
-              <w:jc w:val="left"/>
-            </w:pPr>
-            <w:r>
-              <w:t xml:space="preserve">15586*03</w:t>
+              <w:t xml:space="preserve">Referral to a conciliateur de justice</w:t>
             </w:r>
           </w:p>
         </w:tc>
@@ -1725,7 +1270,10 @@
               <w:jc w:val="left"/>
             </w:pPr>
             <w:r>
-              <w:t xml:space="preserve">Voisinage</w:t>
+              <w:rPr>
+                <w:rStyle w:val="VerbatimChar"/>
+              </w:rPr>
+              <w:t xml:space="preserve">plainte_simple</w:t>
             </w:r>
           </w:p>
         </w:tc>
@@ -1737,31 +1285,7 @@
               <w:jc w:val="left"/>
             </w:pPr>
             <w:r>
-              <w:t xml:space="preserve">5</w:t>
-            </w:r>
-          </w:p>
-        </w:tc>
-        <w:tc>
-          <w:tcPr/>
-          <w:p>
-            <w:pPr>
-              <w:pStyle w:val="Compact"/>
-              <w:jc w:val="left"/>
-            </w:pPr>
-            <w:r>
-              <w:t xml:space="preserve">Conciliateur, TJ</w:t>
-            </w:r>
-          </w:p>
-        </w:tc>
-        <w:tc>
-          <w:tcPr/>
-          <w:p>
-            <w:pPr>
-              <w:pStyle w:val="Compact"/>
-              <w:jc w:val="left"/>
-            </w:pPr>
-            <w:r>
-              <w:t xml:space="preserve">—</w:t>
+              <w:t xml:space="preserve">Criminal complaint</w:t>
             </w:r>
           </w:p>
         </w:tc>
@@ -1775,7 +1299,10 @@
               <w:jc w:val="left"/>
             </w:pPr>
             <w:r>
-              <w:t xml:space="preserve">Consommation</w:t>
+              <w:rPr>
+                <w:rStyle w:val="VerbatimChar"/>
+              </w:rPr>
+              <w:t xml:space="preserve">saisine_defenseur</w:t>
             </w:r>
           </w:p>
         </w:tc>
@@ -1787,31 +1314,7 @@
               <w:jc w:val="left"/>
             </w:pPr>
             <w:r>
-              <w:t xml:space="preserve">4</w:t>
-            </w:r>
-          </w:p>
-        </w:tc>
-        <w:tc>
-          <w:tcPr/>
-          <w:p>
-            <w:pPr>
-              <w:pStyle w:val="Compact"/>
-              <w:jc w:val="left"/>
-            </w:pPr>
-            <w:r>
-              <w:t xml:space="preserve">Médiateur conso, TJ</w:t>
-            </w:r>
-          </w:p>
-        </w:tc>
-        <w:tc>
-          <w:tcPr/>
-          <w:p>
-            <w:pPr>
-              <w:pStyle w:val="Compact"/>
-              <w:jc w:val="left"/>
-            </w:pPr>
-            <w:r>
-              <w:t xml:space="preserve">—</w:t>
+              <w:t xml:space="preserve">Referral to the Défenseur des droits</w:t>
             </w:r>
           </w:p>
         </w:tc>
@@ -1825,7 +1328,10 @@
               <w:jc w:val="left"/>
             </w:pPr>
             <w:r>
-              <w:t xml:space="preserve">Copropriété</w:t>
+              <w:rPr>
+                <w:rStyle w:val="VerbatimChar"/>
+              </w:rPr>
+              <w:t xml:space="preserve">recours_gracieux</w:t>
             </w:r>
           </w:p>
         </w:tc>
@@ -1837,31 +1343,7 @@
               <w:jc w:val="left"/>
             </w:pPr>
             <w:r>
-              <w:t xml:space="preserve">3</w:t>
-            </w:r>
-          </w:p>
-        </w:tc>
-        <w:tc>
-          <w:tcPr/>
-          <w:p>
-            <w:pPr>
-              <w:pStyle w:val="Compact"/>
-              <w:jc w:val="left"/>
-            </w:pPr>
-            <w:r>
-              <w:t xml:space="preserve">Tribunal judiciaire</w:t>
-            </w:r>
-          </w:p>
-        </w:tc>
-        <w:tc>
-          <w:tcPr/>
-          <w:p>
-            <w:pPr>
-              <w:pStyle w:val="Compact"/>
-              <w:jc w:val="left"/>
-            </w:pPr>
-            <w:r>
-              <w:t xml:space="preserve">—</w:t>
+              <w:t xml:space="preserve">Administrative appeal to the issuing authority</w:t>
             </w:r>
           </w:p>
         </w:tc>
@@ -1875,7 +1357,10 @@
               <w:jc w:val="left"/>
             </w:pPr>
             <w:r>
-              <w:t xml:space="preserve">Civil général (dette, RC)</w:t>
+              <w:rPr>
+                <w:rStyle w:val="VerbatimChar"/>
+              </w:rPr>
+              <w:t xml:space="preserve">resiliation</w:t>
             </w:r>
           </w:p>
         </w:tc>
@@ -1887,31 +1372,7 @@
               <w:jc w:val="left"/>
             </w:pPr>
             <w:r>
-              <w:t xml:space="preserve">5</w:t>
-            </w:r>
-          </w:p>
-        </w:tc>
-        <w:tc>
-          <w:tcPr/>
-          <w:p>
-            <w:pPr>
-              <w:pStyle w:val="Compact"/>
-              <w:jc w:val="left"/>
-            </w:pPr>
-            <w:r>
-              <w:t xml:space="preserve">TJ, proximité</w:t>
-            </w:r>
-          </w:p>
-        </w:tc>
-        <w:tc>
-          <w:tcPr/>
-          <w:p>
-            <w:pPr>
-              <w:pStyle w:val="Compact"/>
-              <w:jc w:val="left"/>
-            </w:pPr>
-            <w:r>
-              <w:t xml:space="preserve">13505*10</w:t>
+              <w:t xml:space="preserve">Contract termination</w:t>
             </w:r>
           </w:p>
         </w:tc>
@@ -1925,7 +1386,10 @@
               <w:jc w:val="left"/>
             </w:pPr>
             <w:r>
-              <w:t xml:space="preserve">Pénal (plainte simple)</w:t>
+              <w:rPr>
+                <w:rStyle w:val="VerbatimChar"/>
+              </w:rPr>
+              <w:t xml:space="preserve">document</w:t>
             </w:r>
           </w:p>
         </w:tc>
@@ -1937,31 +1401,7 @@
               <w:jc w:val="left"/>
             </w:pPr>
             <w:r>
-              <w:t xml:space="preserve">3</w:t>
-            </w:r>
-          </w:p>
-        </w:tc>
-        <w:tc>
-          <w:tcPr/>
-          <w:p>
-            <w:pPr>
-              <w:pStyle w:val="Compact"/>
-              <w:jc w:val="left"/>
-            </w:pPr>
-            <w:r>
-              <w:t xml:space="preserve">Procureur, commissariat</w:t>
-            </w:r>
-          </w:p>
-        </w:tc>
-        <w:tc>
-          <w:tcPr/>
-          <w:p>
-            <w:pPr>
-              <w:pStyle w:val="Compact"/>
-              <w:jc w:val="left"/>
-            </w:pPr>
-            <w:r>
-              <w:t xml:space="preserve">—</w:t>
+              <w:t xml:space="preserve">Free-form letter</w:t>
             </w:r>
           </w:p>
         </w:tc>
@@ -1972,7 +1412,7 @@
         <w:pStyle w:val="BodyText"/>
       </w:pPr>
       <w:r>
-        <w:t xml:space="preserve">Each template is a Jinja2 file stored in</w:t>
+        <w:t xml:space="preserve">They live in</w:t>
       </w:r>
       <w:r>
         <w:t xml:space="preserve"> </w:t>
@@ -1981,10 +1421,67 @@
         <w:rPr>
           <w:rStyle w:val="VerbatimChar"/>
         </w:rPr>
-        <w:t xml:space="preserve">selfact/templates/</w:t>
-      </w:r>
-      <w:r>
-        <w:t xml:space="preserve">. The template engine fills in parties, facts, legal basis, amounts, reference numbers.</w:t>
+        <w:t xml:space="preserve">api/data/gabarits.json</w:t>
+      </w:r>
+      <w:r>
+        <w:t xml:space="preserve">, and</w:t>
+      </w:r>
+      <w:r>
+        <w:t xml:space="preserve"> </w:t>
+      </w:r>
+      <w:r>
+        <w:rPr>
+          <w:rStyle w:val="VerbatimChar"/>
+        </w:rPr>
+        <w:t xml:space="preserve">/act/api/gabarits</w:t>
+      </w:r>
+      <w:r>
+        <w:t xml:space="preserve"> </w:t>
+      </w:r>
+      <w:r>
+        <w:t xml:space="preserve">serves the current</w:t>
+      </w:r>
+      <w:r>
+        <w:t xml:space="preserve"> </w:t>
+      </w:r>
+      <w:r>
+        <w:t xml:space="preserve">count. Each carries a</w:t>
+      </w:r>
+      <w:r>
+        <w:t xml:space="preserve"> </w:t>
+      </w:r>
+      <w:r>
+        <w:rPr>
+          <w:rStyle w:val="VerbatimChar"/>
+        </w:rPr>
+        <w:t xml:space="preserve">NON OFFICIEL — IRRECEVABLE</w:t>
+      </w:r>
+      <w:r>
+        <w:t xml:space="preserve"> </w:t>
+      </w:r>
+      <w:r>
+        <w:t xml:space="preserve">watermark that survives</w:t>
+      </w:r>
+      <w:r>
+        <w:t xml:space="preserve"> </w:t>
+      </w:r>
+      <w:r>
+        <w:t xml:space="preserve">printing: an official model, when one exists, always takes precedence, and</w:t>
+      </w:r>
+      <w:r>
+        <w:t xml:space="preserve"> </w:t>
+      </w:r>
+      <w:r>
+        <w:rPr>
+          <w:rStyle w:val="VerbatimChar"/>
+        </w:rPr>
+        <w:t xml:space="preserve">/act/api/find</w:t>
+      </w:r>
+      <w:r>
+        <w:t xml:space="preserve"> </w:t>
+      </w:r>
+      <w:r>
+        <w:t xml:space="preserve">returns it first.</w:t>
       </w:r>
     </w:p>
     <w:bookmarkEnd w:id="25"/>
@@ -2002,7 +1499,19 @@
         <w:pStyle w:val="FirstParagraph"/>
       </w:pPr>
       <w:r>
-        <w:t xml:space="preserve">Article 640 CPC defines the French dies a quo / dies ad quem rules. SelfAct implements these as a small Python library:</w:t>
+        <w:t xml:space="preserve">Article 640 CPC defines the French dies a quo / dies ad quem rules. SelfAct implements these in</w:t>
+      </w:r>
+      <w:r>
+        <w:t xml:space="preserve"> </w:t>
+      </w:r>
+      <w:r>
+        <w:rPr>
+          <w:rStyle w:val="VerbatimChar"/>
+        </w:rPr>
+        <w:t xml:space="preserve">api/deadline.php</w:t>
+      </w:r>
+      <w:r>
+        <w:t xml:space="preserve">, served over HTTP:</w:t>
       </w:r>
     </w:p>
     <w:p>
@@ -2011,186 +1520,9 @@
       </w:pPr>
       <w:r>
         <w:rPr>
-          <w:rStyle w:val="ImportTok"/>
-        </w:rPr>
-        <w:t xml:space="preserve">from</w:t>
-      </w:r>
-      <w:r>
-        <w:rPr>
-          <w:rStyle w:val="NormalTok"/>
-        </w:rPr>
-        <w:t xml:space="preserve"> selfact.calendar </w:t>
-      </w:r>
-      <w:r>
-        <w:rPr>
-          <w:rStyle w:val="ImportTok"/>
-        </w:rPr>
-        <w:t xml:space="preserve">import</w:t>
-      </w:r>
-      <w:r>
-        <w:rPr>
-          <w:rStyle w:val="NormalTok"/>
-        </w:rPr>
-        <w:t xml:space="preserve"> compute_deadline</w:t>
-      </w:r>
-      <w:r>
-        <w:br/>
-      </w:r>
-      <w:r>
-        <w:br/>
-      </w:r>
-      <w:r>
-        <w:rPr>
-          <w:rStyle w:val="CommentTok"/>
-        </w:rPr>
-        <w:t xml:space="preserve"># Mise en demeure sent on 17 April 2026, standard 15-day clause</w:t>
-      </w:r>
-      <w:r>
-        <w:br/>
-      </w:r>
-      <w:r>
-        <w:rPr>
-          <w:rStyle w:val="NormalTok"/>
-        </w:rPr>
-        <w:t xml:space="preserve">deadline </w:t>
-      </w:r>
-      <w:r>
-        <w:rPr>
-          <w:rStyle w:val="OperatorTok"/>
-        </w:rPr>
-        <w:t xml:space="preserve">=</w:t>
-      </w:r>
-      <w:r>
-        <w:rPr>
-          <w:rStyle w:val="NormalTok"/>
-        </w:rPr>
-        <w:t xml:space="preserve"> compute_deadline(</w:t>
-      </w:r>
-      <w:r>
-        <w:br/>
-      </w:r>
-      <w:r>
-        <w:rPr>
-          <w:rStyle w:val="NormalTok"/>
-        </w:rPr>
-        <w:t xml:space="preserve">    start</w:t>
-      </w:r>
-      <w:r>
-        <w:rPr>
-          <w:rStyle w:val="OperatorTok"/>
-        </w:rPr>
-        <w:t xml:space="preserve">=</w:t>
-      </w:r>
-      <w:r>
-        <w:rPr>
-          <w:rStyle w:val="StringTok"/>
-        </w:rPr>
-        <w:t xml:space="preserve">"2026-04-17"</w:t>
-      </w:r>
-      <w:r>
-        <w:rPr>
-          <w:rStyle w:val="NormalTok"/>
-        </w:rPr>
-        <w:t xml:space="preserve">,</w:t>
-      </w:r>
-      <w:r>
-        <w:br/>
-      </w:r>
-      <w:r>
-        <w:rPr>
-          <w:rStyle w:val="NormalTok"/>
-        </w:rPr>
-        <w:t xml:space="preserve">    duration_days</w:t>
-      </w:r>
-      <w:r>
-        <w:rPr>
-          <w:rStyle w:val="OperatorTok"/>
-        </w:rPr>
-        <w:t xml:space="preserve">=</w:t>
-      </w:r>
-      <w:r>
-        <w:rPr>
-          <w:rStyle w:val="DecValTok"/>
-        </w:rPr>
-        <w:t xml:space="preserve">15</w:t>
-      </w:r>
-      <w:r>
-        <w:rPr>
-          <w:rStyle w:val="NormalTok"/>
-        </w:rPr>
-        <w:t xml:space="preserve">,</w:t>
-      </w:r>
-      <w:r>
-        <w:br/>
-      </w:r>
-      <w:r>
-        <w:rPr>
-          <w:rStyle w:val="NormalTok"/>
-        </w:rPr>
-        <w:t xml:space="preserve">    rule</w:t>
-      </w:r>
-      <w:r>
-        <w:rPr>
-          <w:rStyle w:val="OperatorTok"/>
-        </w:rPr>
-        <w:t xml:space="preserve">=</w:t>
-      </w:r>
-      <w:r>
-        <w:rPr>
-          <w:rStyle w:val="StringTok"/>
-        </w:rPr>
-        <w:t xml:space="preserve">"art_640_cpc"</w:t>
-      </w:r>
-      <w:r>
-        <w:rPr>
-          <w:rStyle w:val="NormalTok"/>
-        </w:rPr>
-        <w:t xml:space="preserve">,   </w:t>
-      </w:r>
-      <w:r>
-        <w:rPr>
-          <w:rStyle w:val="CommentTok"/>
-        </w:rPr>
-        <w:t xml:space="preserve"># includes weekend/holiday roll-over</w:t>
-      </w:r>
-      <w:r>
-        <w:br/>
-      </w:r>
-      <w:r>
-        <w:rPr>
-          <w:rStyle w:val="NormalTok"/>
-        </w:rPr>
-        <w:t xml:space="preserve">    jurisdiction</w:t>
-      </w:r>
-      <w:r>
-        <w:rPr>
-          <w:rStyle w:val="OperatorTok"/>
-        </w:rPr>
-        <w:t xml:space="preserve">=</w:t>
-      </w:r>
-      <w:r>
-        <w:rPr>
-          <w:rStyle w:val="StringTok"/>
-        </w:rPr>
-        <w:t xml:space="preserve">"FR"</w:t>
-      </w:r>
-      <w:r>
-        <w:br/>
-      </w:r>
-      <w:r>
-        <w:rPr>
-          <w:rStyle w:val="NormalTok"/>
-        </w:rPr>
-        <w:t xml:space="preserve">)</w:t>
-      </w:r>
-      <w:r>
-        <w:br/>
-      </w:r>
-      <w:r>
-        <w:rPr>
-          <w:rStyle w:val="CommentTok"/>
-        </w:rPr>
-        <w:t xml:space="preserve"># → date(2026, 5, 2)  (Friday, with no overflow)</w:t>
+          <w:rStyle w:val="VerbatimChar"/>
+        </w:rPr>
+        <w:t xml:space="preserve">GET /act/api/deadline?start=2026-04-17&amp;days=15</w:t>
       </w:r>
     </w:p>
     <w:p>
@@ -2198,17 +1530,31 @@
         <w:pStyle w:val="FirstParagraph"/>
       </w:pPr>
       <w:r>
+        <w:t xml:space="preserve">The response carries the computed date along with the roll-over applied when the</w:t>
+      </w:r>
+      <w:r>
+        <w:t xml:space="preserve"> </w:t>
+      </w:r>
+      <w:r>
+        <w:t xml:space="preserve">term falls on a weekend or a public holiday.</w:t>
+      </w:r>
+    </w:p>
+    <w:p>
+      <w:pPr>
+        <w:pStyle w:val="BodyText"/>
+      </w:pPr>
+      <w:r>
         <w:t xml:space="preserve">The output is injected into the generated calendar (.ics).</w:t>
       </w:r>
     </w:p>
     <w:bookmarkEnd w:id="26"/>
-    <w:bookmarkStart w:id="27" w:name="pdf-rendering"/>
+    <w:bookmarkStart w:id="27" w:name="document-rendering"/>
     <w:p>
       <w:pPr>
         <w:pStyle w:val="Heading2"/>
       </w:pPr>
       <w:r>
-        <w:t xml:space="preserve">3.4 PDF rendering</w:t>
+        <w:t xml:space="preserve">3.4 Document rendering</w:t>
       </w:r>
     </w:p>
     <w:p>
@@ -2216,7 +1562,41 @@
         <w:pStyle w:val="FirstParagraph"/>
       </w:pPr>
       <w:r>
-        <w:t xml:space="preserve">WeasyPrint is used to render Jinja-filled HTML templates into pixel-perfect PDFs. CERFA XML generation uses the official DILA XML schemas (opendata.gouv.fr). All renders run locally.</w:t>
+        <w:rPr>
+          <w:rStyle w:val="VerbatimChar"/>
+        </w:rPr>
+        <w:t xml:space="preserve">api/draft.php</w:t>
+      </w:r>
+      <w:r>
+        <w:t xml:space="preserve"> </w:t>
+      </w:r>
+      <w:r>
+        <w:t xml:space="preserve">returns a print-ready HTML page — plain PHP, HTML, CSS and SVG, with no external dependency. The reader turns it into a PDF through the browser’s own print dialog.</w:t>
+      </w:r>
+    </w:p>
+    <w:p>
+      <w:pPr>
+        <w:pStyle w:val="BodyText"/>
+      </w:pPr>
+      <w:r>
+        <w:t xml:space="preserve">Filling a template happens in the browser (</w:t>
+      </w:r>
+      <w:r>
+        <w:rPr>
+          <w:rStyle w:val="VerbatimChar"/>
+        </w:rPr>
+        <w:t xml:space="preserve">api/remplir.js</w:t>
+      </w:r>
+      <w:r>
+        <w:t xml:space="preserve">): the text typed in lives in the page and leaves with it. SelfAct never receives the personal data a dispute carries, so there is nothing to protect on the server side.</w:t>
+      </w:r>
+    </w:p>
+    <w:p>
+      <w:pPr>
+        <w:pStyle w:val="BodyText"/>
+      </w:pPr>
+      <w:r>
+        <w:t xml:space="preserve">SelfAct does not generate CERFA forms. The catalogue points to the official ones and carries their reference number.</w:t>
       </w:r>
     </w:p>
     <w:bookmarkEnd w:id="27"/>
@@ -2263,22 +1643,7 @@
         </w:numPr>
       </w:pPr>
       <w:r>
-        <w:t xml:space="preserve">Templates are versioned alongside the law (each template has a</w:t>
-      </w:r>
-      <w:r>
-        <w:t xml:space="preserve"> </w:t>
-      </w:r>
-      <w:r>
-        <w:rPr>
-          <w:rStyle w:val="VerbatimChar"/>
-        </w:rPr>
-        <w:t xml:space="preserve">law_version</w:t>
-      </w:r>
-      <w:r>
-        <w:t xml:space="preserve"> </w:t>
-      </w:r>
-      <w:r>
-        <w:t xml:space="preserve">stamp).</w:t>
+        <w:t xml:space="preserve">Templates are versioned in the repository and curated by hand — they are not generated, and a change to one is a commit.</w:t>
       </w:r>
     </w:p>
     <w:p>
@@ -2290,7 +1655,7 @@
         </w:numPr>
       </w:pPr>
       <w:r>
-        <w:t xml:space="preserve">The ZIP archive is signed with a detached PGP signature (optional), for cases where the user wants to prove the dossier content at a given date.</w:t>
+        <w:t xml:space="preserve">Legal references follow SelfJustice, which is resynchronised on the 1st and the 15th of each month.</w:t>
       </w:r>
     </w:p>
     <w:bookmarkEnd w:id="29"/>
@@ -2308,7 +1673,15 @@
         <w:pStyle w:val="FirstParagraph"/>
       </w:pPr>
       <w:r>
-        <w:t xml:space="preserve">SelfJustice exposes a</w:t>
+        <w:t xml:space="preserve">The two modules share a host and a reading order: SelfJustice says what the law provides, SelfAct says what to send and by when. There is no automatic hand-off between them — a caller reads the SelfJustice answer, picks the situation it describes, and asks SelfAct for the acts.</w:t>
+      </w:r>
+    </w:p>
+    <w:p>
+      <w:pPr>
+        <w:pStyle w:val="BodyText"/>
+      </w:pPr>
+      <w:r>
+        <w:t xml:space="preserve">SelfAct is served at</w:t>
       </w:r>
       <w:r>
         <w:t xml:space="preserve"> </w:t>
@@ -2317,45 +1690,10 @@
         <w:rPr>
           <w:rStyle w:val="VerbatimChar"/>
         </w:rPr>
-        <w:t xml:space="preserve">/api/analyze</w:t>
-      </w:r>
-      <w:r>
-        <w:t xml:space="preserve"> </w:t>
-      </w:r>
-      <w:r>
-        <w:t xml:space="preserve">endpoint that returns the structured JSON above. SelfAct reads this JSON and produces the dossier. The two can be chained from the SelfJustice web interface (</w:t>
-      </w:r>
-      <w:r>
-        <w:rPr>
-          <w:rStyle w:val="VerbatimChar"/>
-        </w:rPr>
-        <w:t xml:space="preserve">Analyse → Act on it</w:t>
-      </w:r>
-      <w:r>
-        <w:t xml:space="preserve">) or used independently — you can feed any manually written JSON to SelfAct.</w:t>
-      </w:r>
-    </w:p>
-    <w:p>
-      <w:pPr>
-        <w:pStyle w:val="BodyText"/>
-      </w:pPr>
-      <w:r>
-        <w:t xml:space="preserve">Target deployment:</w:t>
-      </w:r>
-      <w:r>
-        <w:t xml:space="preserve"> </w:t>
-      </w:r>
-      <w:r>
-        <w:rPr>
-          <w:rStyle w:val="VerbatimChar"/>
-        </w:rPr>
         <w:t xml:space="preserve">justice.my-self.fr/act</w:t>
       </w:r>
       <w:r>
-        <w:t xml:space="preserve"> </w:t>
-      </w:r>
-      <w:r>
-        <w:t xml:space="preserve">as a sub-path of the existing SelfJustice site.</w:t>
+        <w:t xml:space="preserve">, as a sub-path of SelfJustice. Only declared routes answer: anything else returns an error rather than a file.</w:t>
       </w:r>
     </w:p>
     <w:bookmarkEnd w:id="30"/>
@@ -2377,13 +1715,58 @@
           <w:b/>
           <w:bCs/>
         </w:rPr>
-        <w:t xml:space="preserve">v0.1.0 (first milestone)</w:t>
-      </w:r>
-      <w:r>
-        <w:t xml:space="preserve"> </w:t>
-      </w:r>
-      <w:r>
-        <w:t xml:space="preserve">— templates for Assurance + Voisinage + Consommation + Civil général (covering 60 % of common citizen disputes), CERFA integration for 3 most-used forms, calendar engine, PDF renderer, ZIP export.</w:t>
+        <w:t xml:space="preserve">Served today</w:t>
+      </w:r>
+      <w:r>
+        <w:t xml:space="preserve"> </w:t>
+      </w:r>
+      <w:r>
+        <w:t xml:space="preserve">— the curated situations, the letter templates, the deadline engine and its</w:t>
+      </w:r>
+      <w:r>
+        <w:t xml:space="preserve"> </w:t>
+      </w:r>
+      <w:r>
+        <w:rPr>
+          <w:rStyle w:val="VerbatimChar"/>
+        </w:rPr>
+        <w:t xml:space="preserve">.ics</w:t>
+      </w:r>
+      <w:r>
+        <w:t xml:space="preserve"> </w:t>
+      </w:r>
+      <w:r>
+        <w:t xml:space="preserve">output, and the official catalogue harvested from service-public.fr. The counts move with each harvest;</w:t>
+      </w:r>
+      <w:r>
+        <w:t xml:space="preserve"> </w:t>
+      </w:r>
+      <w:r>
+        <w:rPr>
+          <w:rStyle w:val="VerbatimChar"/>
+        </w:rPr>
+        <w:t xml:space="preserve">/act/api/catalog.php?stats=1</w:t>
+      </w:r>
+      <w:r>
+        <w:t xml:space="preserve"> </w:t>
+      </w:r>
+      <w:r>
+        <w:t xml:space="preserve">and</w:t>
+      </w:r>
+      <w:r>
+        <w:t xml:space="preserve"> </w:t>
+      </w:r>
+      <w:r>
+        <w:rPr>
+          <w:rStyle w:val="VerbatimChar"/>
+        </w:rPr>
+        <w:t xml:space="preserve">/act/api/gabarits</w:t>
+      </w:r>
+      <w:r>
+        <w:t xml:space="preserve"> </w:t>
+      </w:r>
+      <w:r>
+        <w:t xml:space="preserve">carry the current ones.</w:t>
       </w:r>
     </w:p>
     <w:p>
@@ -2395,13 +1778,13 @@
           <w:b/>
           <w:bCs/>
         </w:rPr>
-        <w:t xml:space="preserve">v0.2.0</w:t>
-      </w:r>
-      <w:r>
-        <w:t xml:space="preserve"> </w:t>
-      </w:r>
-      <w:r>
-        <w:t xml:space="preserve">— templates for Travail + Copropriété + Pénal (plainte simple), more CERFA, calendar import plugins (CalDAV, Google Calendar, ProtonCalendar).</w:t>
+        <w:t xml:space="preserve">Next</w:t>
+      </w:r>
+      <w:r>
+        <w:t xml:space="preserve"> </w:t>
+      </w:r>
+      <w:r>
+        <w:t xml:space="preserve">— wider situation coverage, and templates for the domains that have none yet.</w:t>
       </w:r>
     </w:p>
     <w:p>
@@ -2413,43 +1796,13 @@
           <w:b/>
           <w:bCs/>
         </w:rPr>
-        <w:t xml:space="preserve">v0.3.0</w:t>
-      </w:r>
-      <w:r>
-        <w:t xml:space="preserve"> </w:t>
-      </w:r>
-      <w:r>
-        <w:t xml:space="preserve">—</w:t>
-      </w:r>
-      <w:r>
-        <w:t xml:space="preserve"> </w:t>
-      </w:r>
-      <w:r>
-        <w:t xml:space="preserve">“</w:t>
-      </w:r>
-      <w:r>
-        <w:t xml:space="preserve">review mode</w:t>
-      </w:r>
-      <w:r>
-        <w:t xml:space="preserve">”</w:t>
-      </w:r>
-      <w:r>
-        <w:t xml:space="preserve"> </w:t>
-      </w:r>
-      <w:r>
-        <w:t xml:space="preserve">where the generated documents are pre-flight-checked against the law (e.g. </w:t>
-      </w:r>
-      <w:r>
-        <w:t xml:space="preserve">“</w:t>
-      </w:r>
-      <w:r>
-        <w:t xml:space="preserve">is this mise en demeure still valid given the last amendment of L113-1?</w:t>
-      </w:r>
-      <w:r>
-        <w:t xml:space="preserve">”</w:t>
-      </w:r>
-      <w:r>
-        <w:t xml:space="preserve">).</w:t>
+        <w:t xml:space="preserve">Later</w:t>
+      </w:r>
+      <w:r>
+        <w:t xml:space="preserve"> </w:t>
+      </w:r>
+      <w:r>
+        <w:t xml:space="preserve">— a review mode, checking a drafted letter against the article it invokes before it is sent.</w:t>
       </w:r>
     </w:p>
     <w:bookmarkEnd w:id="31"/>
@@ -2467,7 +1820,7 @@
         <w:pStyle w:val="FirstParagraph"/>
       </w:pPr>
       <w:r>
-        <w:t xml:space="preserve">MIT. Contributions welcome for: additional templates, additional CERFA, additional jurisdictions (Belgium, Luxembourg, Québec). Legal reviewers welcome — every template should be validated by a lawyer familiar with the domain.</w:t>
+        <w:t xml:space="preserve">AGPL-3.0-or-later (since 2026-04-19; earlier releases were MIT and remain so under their original terms). Contributions welcome for: additional templates, additional CERFA, additional jurisdictions (Belgium, Luxembourg, Québec). Legal reviewers welcome — every template should be validated by a lawyer familiar with the domain.</w:t>
       </w:r>
     </w:p>
     <w:bookmarkEnd w:id="32"/>

--- a/self-right/selfact/docs/whitepaper.docx
+++ b/self-right/selfact/docs/whitepaper.docx
@@ -1166,8 +1166,9 @@
     <w:tbl>
       <w:tblPr>
         <w:tblStyle w:val="Table"/>
-        <w:tblW w:type="auto" w:w="0"/>
+        <w:tblW w:type="pct" w:w="5000"/>
         <w:jc w:val="left"/>
+        <w:tblLayout w:type="fixed"/>
         <w:tblLook w:firstRow="1" w:lastRow="0" w:firstColumn="0" w:lastColumn="0" w:noHBand="0" w:noVBand="0" w:val="0020"/>
       </w:tblPr>
       <w:tblGrid>
@@ -1406,6 +1407,35 @@
           </w:p>
         </w:tc>
       </w:tr>
+      <w:tr>
+        <w:tc>
+          <w:tcPr/>
+          <w:p>
+            <w:pPr>
+              <w:pStyle w:val="Compact"/>
+              <w:jc w:val="left"/>
+            </w:pPr>
+            <w:r>
+              <w:rPr>
+                <w:rStyle w:val="VerbatimChar"/>
+              </w:rPr>
+              <w:t xml:space="preserve">directives_donnees_post_mortem</w:t>
+            </w:r>
+          </w:p>
+        </w:tc>
+        <w:tc>
+          <w:tcPr/>
+          <w:p>
+            <w:pPr>
+              <w:pStyle w:val="Compact"/>
+              <w:jc w:val="left"/>
+            </w:pPr>
+            <w:r>
+              <w:t xml:space="preserve">Directives on personal data after death</w:t>
+            </w:r>
+          </w:p>
+        </w:tc>
+      </w:tr>
     </w:tbl>
     <w:p>
       <w:pPr>
@@ -1454,13 +1484,19 @@
         <w:rPr>
           <w:rStyle w:val="VerbatimChar"/>
         </w:rPr>
-        <w:t xml:space="preserve">NON OFFICIEL — IRRECEVABLE</w:t>
-      </w:r>
-      <w:r>
-        <w:t xml:space="preserve"> </w:t>
-      </w:r>
-      <w:r>
-        <w:t xml:space="preserve">watermark that survives</w:t>
+        <w:t xml:space="preserve">NON OFFICIEL</w:t>
+      </w:r>
+      <w:r>
+        <w:t xml:space="preserve"> </w:t>
+      </w:r>
+      <w:r>
+        <w:t xml:space="preserve">notice in the body when it imitates the form of a</w:t>
+      </w:r>
+      <w:r>
+        <w:t xml:space="preserve"> </w:t>
+      </w:r>
+      <w:r>
+        <w:t xml:space="preserve">legal act, and a footer reminder in every case, which survives</w:t>
       </w:r>
       <w:r>
         <w:t xml:space="preserve"> </w:t>
